--- a/convertsablon.docx
+++ b/convertsablon.docx
@@ -10,7 +10,6 @@
           <w:bCs/>
           <w:sz w:val="28"/>
           <w:szCs w:val="28"/>
-          <w:lang w:val="az-Latn-AZ"/>
         </w:rPr>
       </w:pPr>
       <w:r>
@@ -21,7 +20,51 @@
           <w:sz w:val="28"/>
           <w:szCs w:val="28"/>
         </w:rPr>
-        <w:t>{covergo}</w:t>
+        <w:t>{#firms}</w:t>
+      </w:r>
+    </w:p>
+    <w:p>
+      <w:pPr>
+        <w:rPr>
+          <w:rFonts w:ascii="Times New Roman" w:hAnsi="Times New Roman" w:cs="Times New Roman"/>
+          <w:b/>
+          <w:bCs/>
+          <w:sz w:val="28"/>
+          <w:szCs w:val="28"/>
+          <w:lang w:val="az-Latn-AZ"/>
+        </w:rPr>
+      </w:pPr>
+      <w:r>
+        <w:rPr>
+          <w:rFonts w:ascii="Times New Roman" w:hAnsi="Times New Roman" w:cs="Times New Roman"/>
+          <w:b/>
+          <w:bCs/>
+          <w:sz w:val="28"/>
+          <w:szCs w:val="28"/>
+        </w:rPr>
+        <w:t>{</w:t>
+      </w:r>
+      <w:proofErr w:type="spellStart"/>
+      <w:r>
+        <w:rPr>
+          <w:rFonts w:ascii="Times New Roman" w:hAnsi="Times New Roman" w:cs="Times New Roman"/>
+          <w:b/>
+          <w:bCs/>
+          <w:sz w:val="28"/>
+          <w:szCs w:val="28"/>
+        </w:rPr>
+        <w:t>covergo</w:t>
+      </w:r>
+      <w:proofErr w:type="spellEnd"/>
+      <w:r>
+        <w:rPr>
+          <w:rFonts w:ascii="Times New Roman" w:hAnsi="Times New Roman" w:cs="Times New Roman"/>
+          <w:b/>
+          <w:bCs/>
+          <w:sz w:val="28"/>
+          <w:szCs w:val="28"/>
+        </w:rPr>
+        <w:t>}</w:t>
       </w:r>
     </w:p>
     <w:p>
@@ -300,7 +343,27 @@
           <w:sz w:val="28"/>
           <w:szCs w:val="28"/>
         </w:rPr>
-        <w:t>{covername}</w:t>
+        <w:t>{</w:t>
+      </w:r>
+      <w:proofErr w:type="spellStart"/>
+      <w:r>
+        <w:rPr>
+          <w:rStyle w:val="Style1"/>
+          <w:rFonts w:ascii="Times New Roman" w:hAnsi="Times New Roman" w:cs="Times New Roman"/>
+          <w:sz w:val="28"/>
+          <w:szCs w:val="28"/>
+        </w:rPr>
+        <w:t>covername</w:t>
+      </w:r>
+      <w:proofErr w:type="spellEnd"/>
+      <w:r>
+        <w:rPr>
+          <w:rStyle w:val="Style1"/>
+          <w:rFonts w:ascii="Times New Roman" w:hAnsi="Times New Roman" w:cs="Times New Roman"/>
+          <w:sz w:val="28"/>
+          <w:szCs w:val="28"/>
+        </w:rPr>
+        <w:t>}</w:t>
       </w:r>
     </w:p>
     <w:p>
@@ -323,7 +386,29 @@
           <w:sz w:val="28"/>
           <w:szCs w:val="28"/>
         </w:rPr>
-        <w:t>{covercompany}</w:t>
+        <w:t>{</w:t>
+      </w:r>
+      <w:proofErr w:type="spellStart"/>
+      <w:r>
+        <w:rPr>
+          <w:rStyle w:val="Style1"/>
+          <w:rFonts w:ascii="Times New Roman" w:hAnsi="Times New Roman" w:cs="Times New Roman"/>
+          <w:bCs/>
+          <w:sz w:val="28"/>
+          <w:szCs w:val="28"/>
+        </w:rPr>
+        <w:t>covercompany</w:t>
+      </w:r>
+      <w:proofErr w:type="spellEnd"/>
+      <w:r>
+        <w:rPr>
+          <w:rStyle w:val="Style1"/>
+          <w:rFonts w:ascii="Times New Roman" w:hAnsi="Times New Roman" w:cs="Times New Roman"/>
+          <w:bCs/>
+          <w:sz w:val="28"/>
+          <w:szCs w:val="28"/>
+        </w:rPr>
+        <w:t>}</w:t>
       </w:r>
       <w:r>
         <w:rPr>
@@ -401,9 +486,46 @@
         <w:t>}</w:t>
       </w:r>
     </w:p>
+    <w:p>
+      <w:pPr>
+        <w:spacing w:line="360" w:lineRule="auto"/>
+        <w:ind w:left="6521"/>
+        <w:jc w:val="center"/>
+        <w:rPr>
+          <w:rFonts w:ascii="Times New Roman" w:hAnsi="Times New Roman" w:cs="Times New Roman"/>
+          <w:bCs/>
+          <w:sz w:val="24"/>
+          <w:szCs w:val="24"/>
+          <w:lang w:val="az-Latn-AZ"/>
+        </w:rPr>
+      </w:pPr>
+    </w:p>
+    <w:p>
+      <w:pPr>
+        <w:spacing w:line="360" w:lineRule="auto"/>
+        <w:ind w:left="6521"/>
+        <w:jc w:val="center"/>
+        <w:rPr>
+          <w:rFonts w:ascii="Times New Roman" w:hAnsi="Times New Roman" w:cs="Times New Roman"/>
+          <w:bCs/>
+          <w:sz w:val="24"/>
+          <w:szCs w:val="24"/>
+          <w:lang w:val="az-Latn-AZ"/>
+        </w:rPr>
+      </w:pPr>
+      <w:r>
+        <w:rPr>
+          <w:rFonts w:ascii="Times New Roman" w:hAnsi="Times New Roman" w:cs="Times New Roman"/>
+          <w:bCs/>
+          <w:sz w:val="24"/>
+          <w:szCs w:val="24"/>
+        </w:rPr>
+        <w:t>{/firms}</w:t>
+      </w:r>
+    </w:p>
     <w:sectPr>
       <w:pgSz w:w="14175" w:h="9639" w:orient="landscape"/>
-      <w:pgMar w:top="851" w:right="567" w:bottom="425" w:left="1134" w:header="720" w:footer="720" w:gutter="0"/>
+      <w:pgMar w:top="142" w:right="567" w:bottom="142" w:left="1134" w:header="720" w:footer="720" w:gutter="0"/>
       <w:cols w:space="720"/>
       <w:docGrid w:linePitch="360"/>
     </w:sectPr>
@@ -813,7 +935,6 @@
   <w:style w:type="character" w:default="1" w:styleId="DefaultParagraphFont">
     <w:name w:val="Default Paragraph Font"/>
     <w:uiPriority w:val="1"/>
-    <w:semiHidden/>
     <w:unhideWhenUsed/>
   </w:style>
   <w:style w:type="table" w:default="1" w:styleId="TableNormal">
